--- a/CONFERENCE/Physics 2026/ФІЗИКО-МАТЕМАТИЧНІ МОДЕЛІ ТРАНСПОРТУ СВІТЛА ТА ЇХ АПАРАТНО-ПРОГРАМНА РЕАЛІЗАЦІЯ В АРХІТЕКТУРІ RTX.docx
+++ b/CONFERENCE/Physics 2026/ФІЗИКО-МАТЕМАТИЧНІ МОДЕЛІ ТРАНСПОРТУ СВІТЛА ТА ЇХ АПАРАТНО-ПРОГРАМНА РЕАЛІЗАЦІЯ В АРХІТЕКТУРІ RTX.docx
@@ -3654,21 +3654,7 @@
         <w:rPr>
           <w:rFonts w:ascii="Times New Roman" w:eastAsia="Times New Roman" w:hAnsi="Times New Roman" w:cs="Times New Roman"/>
         </w:rPr>
-        <w:t xml:space="preserve"> — функція розподілу </w:t>
-      </w:r>
-      <w:proofErr w:type="spellStart"/>
-      <w:r>
-        <w:rPr>
-          <w:rFonts w:ascii="Times New Roman" w:eastAsia="Times New Roman" w:hAnsi="Times New Roman" w:cs="Times New Roman"/>
-        </w:rPr>
-        <w:t>мікрограней</w:t>
-      </w:r>
-      <w:proofErr w:type="spellEnd"/>
-      <w:r>
-        <w:rPr>
-          <w:rFonts w:ascii="Times New Roman" w:eastAsia="Times New Roman" w:hAnsi="Times New Roman" w:cs="Times New Roman"/>
-        </w:rPr>
-        <w:t xml:space="preserve">, </w:t>
+        <w:t xml:space="preserve"> — функція розподілу мікрограней, </w:t>
       </w:r>
       <m:oMath>
         <m:r>
@@ -8410,33 +8396,6 @@
     <w:p>
       <w:pPr>
         <w:spacing w:after="0" w:line="240" w:lineRule="auto"/>
-        <w:ind w:left="284"/>
-        <w:jc w:val="both"/>
-        <w:rPr>
-          <w:rFonts w:ascii="Times New Roman" w:hAnsi="Times New Roman" w:cs="Times New Roman"/>
-          <w:sz w:val="18"/>
-          <w:szCs w:val="18"/>
-          <w:lang w:val="en-US"/>
-        </w:rPr>
-      </w:pPr>
-    </w:p>
-    <w:p>
-      <w:pPr>
-        <w:spacing w:after="0" w:line="240" w:lineRule="auto"/>
-        <w:ind w:left="284"/>
-        <w:jc w:val="both"/>
-        <w:rPr>
-          <w:rFonts w:ascii="Times New Roman" w:hAnsi="Times New Roman" w:cs="Times New Roman"/>
-          <w:sz w:val="18"/>
-          <w:szCs w:val="18"/>
-          <w:lang w:val="en-US"/>
-        </w:rPr>
-      </w:pPr>
-    </w:p>
-    <w:p>
-      <w:pPr>
-        <w:spacing w:after="0" w:line="240" w:lineRule="auto"/>
-        <w:ind w:firstLine="284"/>
         <w:jc w:val="both"/>
         <w:rPr>
           <w:rFonts w:ascii="Times New Roman" w:hAnsi="Times New Roman" w:cs="Times New Roman"/>
@@ -8498,7 +8457,85 @@
           <w:sz w:val="20"/>
           <w:szCs w:val="22"/>
         </w:rPr>
-        <w:t xml:space="preserve">, факультет інформаційних технологій та комп’ютерної інженерії, Вінницький національний технічний університет, Вінниця.  </w:t>
+        <w:t>, факультет інформаційних технологій та комп’ютерної інженерії, Вінницький національний технічний університет,</w:t>
+      </w:r>
+      <w:r>
+        <w:rPr>
+          <w:rFonts w:ascii="Times New Roman" w:hAnsi="Times New Roman" w:cs="Times New Roman"/>
+          <w:sz w:val="20"/>
+          <w:szCs w:val="22"/>
+        </w:rPr>
+        <w:t xml:space="preserve"> м.</w:t>
+      </w:r>
+      <w:r>
+        <w:rPr>
+          <w:rFonts w:ascii="Times New Roman" w:hAnsi="Times New Roman" w:cs="Times New Roman"/>
+          <w:sz w:val="20"/>
+          <w:szCs w:val="22"/>
+        </w:rPr>
+        <w:t xml:space="preserve"> Вінниця</w:t>
+      </w:r>
+      <w:r>
+        <w:rPr>
+          <w:rFonts w:ascii="Times New Roman" w:hAnsi="Times New Roman" w:cs="Times New Roman"/>
+          <w:sz w:val="20"/>
+          <w:szCs w:val="22"/>
+          <w:lang w:val="en-US"/>
+        </w:rPr>
+        <w:t xml:space="preserve">, e-mail: </w:t>
+      </w:r>
+      <w:hyperlink r:id="rId11" w:history="1">
+        <w:r>
+          <w:rPr>
+            <w:rStyle w:val="a4"/>
+            <w:rFonts w:ascii="Times New Roman" w:hAnsi="Times New Roman" w:cs="Times New Roman"/>
+            <w:sz w:val="20"/>
+            <w:szCs w:val="22"/>
+            <w:lang w:val="en-US"/>
+          </w:rPr>
+          <w:t>oleksandr.kov.dm@gmail.com</w:t>
+        </w:r>
+      </w:hyperlink>
+      <w:r>
+        <w:rPr>
+          <w:rFonts w:ascii="Times New Roman" w:hAnsi="Times New Roman" w:cs="Times New Roman"/>
+          <w:sz w:val="20"/>
+          <w:szCs w:val="22"/>
+          <w:lang w:val="en-US"/>
+        </w:rPr>
+        <w:t xml:space="preserve"> </w:t>
+      </w:r>
+    </w:p>
+    <w:p>
+      <w:pPr>
+        <w:spacing w:after="3" w:line="240" w:lineRule="auto"/>
+        <w:ind w:firstLine="284"/>
+        <w:rPr>
+          <w:rFonts w:ascii="Times New Roman" w:hAnsi="Times New Roman" w:cs="Times New Roman"/>
+          <w:sz w:val="20"/>
+          <w:szCs w:val="22"/>
+          <w:lang w:val="en-US"/>
+        </w:rPr>
+      </w:pPr>
+      <w:r>
+        <w:rPr>
+          <w:rFonts w:ascii="Times New Roman" w:hAnsi="Times New Roman" w:cs="Times New Roman"/>
+          <w:b/>
+          <w:bCs/>
+          <w:i/>
+          <w:iCs/>
+          <w:sz w:val="20"/>
+          <w:szCs w:val="22"/>
+        </w:rPr>
+        <w:t>Мартинюк Володимир Валерійович</w:t>
+      </w:r>
+      <w:r>
+        <w:rPr>
+          <w:rFonts w:ascii="Times New Roman" w:hAnsi="Times New Roman" w:cs="Times New Roman"/>
+          <w:sz w:val="20"/>
+          <w:szCs w:val="22"/>
+        </w:rPr>
+        <w:t xml:space="preserve"> — доктор технічних наук, професор, завідувач кафедри обчислювальної техніки, Вінницький національний технічний університет, м. Вінниця.</w:t>
       </w:r>
     </w:p>
     <w:p>
@@ -8575,7 +8612,24 @@
           <w:sz w:val="20"/>
           <w:szCs w:val="22"/>
         </w:rPr>
-        <w:t>доктор технічних наук, професор, завідувач кафедри обчислювальної техніки, Вінницький національний технічний університет, місто Вінниця.</w:t>
+        <w:t>доктор технічних наук, професор, завідувач кафедри обчислювальної техніки, Вінницький національний технічний університет, м</w:t>
+      </w:r>
+      <w:r>
+        <w:rPr>
+          <w:rFonts w:ascii="Times New Roman" w:hAnsi="Times New Roman" w:cs="Times New Roman"/>
+          <w:sz w:val="20"/>
+          <w:szCs w:val="22"/>
+          <w:lang w:val="en-US"/>
+        </w:rPr>
+        <w:t>.</w:t>
+      </w:r>
+      <w:r>
+        <w:rPr>
+          <w:rFonts w:ascii="Times New Roman" w:hAnsi="Times New Roman" w:cs="Times New Roman"/>
+          <w:sz w:val="20"/>
+          <w:szCs w:val="22"/>
+        </w:rPr>
+        <w:t xml:space="preserve"> Вінниця.</w:t>
       </w:r>
     </w:p>
     <w:p>
@@ -8663,37 +8717,387 @@
       <w:r>
         <w:rPr>
           <w:rFonts w:ascii="Times New Roman" w:hAnsi="Times New Roman" w:cs="Times New Roman"/>
+          <w:bCs/>
+          <w:sz w:val="20"/>
+          <w:szCs w:val="22"/>
+        </w:rPr>
+        <w:t xml:space="preserve"> </w:t>
+      </w:r>
+      <w:proofErr w:type="spellStart"/>
+      <w:r>
+        <w:rPr>
+          <w:rFonts w:ascii="Times New Roman" w:hAnsi="Times New Roman" w:cs="Times New Roman"/>
+          <w:bCs/>
+          <w:sz w:val="20"/>
+          <w:szCs w:val="22"/>
+        </w:rPr>
+        <w:t>Faculty</w:t>
+      </w:r>
+      <w:proofErr w:type="spellEnd"/>
+      <w:r>
+        <w:rPr>
+          <w:rFonts w:ascii="Times New Roman" w:hAnsi="Times New Roman" w:cs="Times New Roman"/>
+          <w:bCs/>
+          <w:sz w:val="20"/>
+          <w:szCs w:val="22"/>
+        </w:rPr>
+        <w:t xml:space="preserve"> </w:t>
+      </w:r>
+      <w:proofErr w:type="spellStart"/>
+      <w:r>
+        <w:rPr>
+          <w:rFonts w:ascii="Times New Roman" w:hAnsi="Times New Roman" w:cs="Times New Roman"/>
+          <w:bCs/>
+          <w:sz w:val="20"/>
+          <w:szCs w:val="22"/>
+        </w:rPr>
+        <w:t>of</w:t>
+      </w:r>
+      <w:proofErr w:type="spellEnd"/>
+      <w:r>
+        <w:rPr>
+          <w:rFonts w:ascii="Times New Roman" w:hAnsi="Times New Roman" w:cs="Times New Roman"/>
+          <w:bCs/>
+          <w:sz w:val="20"/>
+          <w:szCs w:val="22"/>
+        </w:rPr>
+        <w:t xml:space="preserve"> </w:t>
+      </w:r>
+      <w:proofErr w:type="spellStart"/>
+      <w:r>
+        <w:rPr>
+          <w:rFonts w:ascii="Times New Roman" w:hAnsi="Times New Roman" w:cs="Times New Roman"/>
+          <w:bCs/>
+          <w:sz w:val="20"/>
+          <w:szCs w:val="22"/>
+        </w:rPr>
+        <w:t>Information</w:t>
+      </w:r>
+      <w:proofErr w:type="spellEnd"/>
+      <w:r>
+        <w:rPr>
+          <w:rFonts w:ascii="Times New Roman" w:hAnsi="Times New Roman" w:cs="Times New Roman"/>
+          <w:bCs/>
+          <w:sz w:val="20"/>
+          <w:szCs w:val="22"/>
+        </w:rPr>
+        <w:t xml:space="preserve"> </w:t>
+      </w:r>
+      <w:proofErr w:type="spellStart"/>
+      <w:r>
+        <w:rPr>
+          <w:rFonts w:ascii="Times New Roman" w:hAnsi="Times New Roman" w:cs="Times New Roman"/>
+          <w:bCs/>
+          <w:sz w:val="20"/>
+          <w:szCs w:val="22"/>
+        </w:rPr>
+        <w:t>Technology</w:t>
+      </w:r>
+      <w:proofErr w:type="spellEnd"/>
+      <w:r>
+        <w:rPr>
+          <w:rFonts w:ascii="Times New Roman" w:hAnsi="Times New Roman" w:cs="Times New Roman"/>
+          <w:bCs/>
+          <w:sz w:val="20"/>
+          <w:szCs w:val="22"/>
+        </w:rPr>
+        <w:t xml:space="preserve"> </w:t>
+      </w:r>
+      <w:proofErr w:type="spellStart"/>
+      <w:r>
+        <w:rPr>
+          <w:rFonts w:ascii="Times New Roman" w:hAnsi="Times New Roman" w:cs="Times New Roman"/>
+          <w:bCs/>
+          <w:sz w:val="20"/>
+          <w:szCs w:val="22"/>
+        </w:rPr>
+        <w:t>and</w:t>
+      </w:r>
+      <w:proofErr w:type="spellEnd"/>
+      <w:r>
+        <w:rPr>
+          <w:rFonts w:ascii="Times New Roman" w:hAnsi="Times New Roman" w:cs="Times New Roman"/>
+          <w:bCs/>
+          <w:sz w:val="20"/>
+          <w:szCs w:val="22"/>
+        </w:rPr>
+        <w:t xml:space="preserve"> </w:t>
+      </w:r>
+      <w:proofErr w:type="spellStart"/>
+      <w:r>
+        <w:rPr>
+          <w:rFonts w:ascii="Times New Roman" w:hAnsi="Times New Roman" w:cs="Times New Roman"/>
+          <w:bCs/>
+          <w:sz w:val="20"/>
+          <w:szCs w:val="22"/>
+        </w:rPr>
+        <w:t>Computer</w:t>
+      </w:r>
+      <w:proofErr w:type="spellEnd"/>
+      <w:r>
+        <w:rPr>
+          <w:rFonts w:ascii="Times New Roman" w:hAnsi="Times New Roman" w:cs="Times New Roman"/>
+          <w:bCs/>
+          <w:sz w:val="20"/>
+          <w:szCs w:val="22"/>
+        </w:rPr>
+        <w:t xml:space="preserve"> </w:t>
+      </w:r>
+      <w:proofErr w:type="spellStart"/>
+      <w:r>
+        <w:rPr>
+          <w:rFonts w:ascii="Times New Roman" w:hAnsi="Times New Roman" w:cs="Times New Roman"/>
+          <w:bCs/>
+          <w:sz w:val="20"/>
+          <w:szCs w:val="22"/>
+        </w:rPr>
+        <w:t>Engineering</w:t>
+      </w:r>
+      <w:proofErr w:type="spellEnd"/>
+      <w:r>
+        <w:rPr>
+          <w:rFonts w:ascii="Times New Roman" w:hAnsi="Times New Roman" w:cs="Times New Roman"/>
+          <w:bCs/>
+          <w:sz w:val="20"/>
+          <w:szCs w:val="22"/>
+        </w:rPr>
+        <w:t xml:space="preserve">, </w:t>
+      </w:r>
+      <w:proofErr w:type="spellStart"/>
+      <w:r>
+        <w:rPr>
+          <w:rFonts w:ascii="Times New Roman" w:hAnsi="Times New Roman" w:cs="Times New Roman"/>
+          <w:bCs/>
+          <w:sz w:val="20"/>
+          <w:szCs w:val="22"/>
+        </w:rPr>
+        <w:t>Vinnytsia</w:t>
+      </w:r>
+      <w:proofErr w:type="spellEnd"/>
+      <w:r>
+        <w:rPr>
+          <w:rFonts w:ascii="Times New Roman" w:hAnsi="Times New Roman" w:cs="Times New Roman"/>
+          <w:bCs/>
+          <w:sz w:val="20"/>
+          <w:szCs w:val="22"/>
+        </w:rPr>
+        <w:t xml:space="preserve"> </w:t>
+      </w:r>
+      <w:proofErr w:type="spellStart"/>
+      <w:r>
+        <w:rPr>
+          <w:rFonts w:ascii="Times New Roman" w:hAnsi="Times New Roman" w:cs="Times New Roman"/>
+          <w:bCs/>
+          <w:sz w:val="20"/>
+          <w:szCs w:val="22"/>
+        </w:rPr>
+        <w:t>National</w:t>
+      </w:r>
+      <w:proofErr w:type="spellEnd"/>
+      <w:r>
+        <w:rPr>
+          <w:rFonts w:ascii="Times New Roman" w:hAnsi="Times New Roman" w:cs="Times New Roman"/>
+          <w:bCs/>
+          <w:sz w:val="20"/>
+          <w:szCs w:val="22"/>
+        </w:rPr>
+        <w:t xml:space="preserve"> </w:t>
+      </w:r>
+      <w:proofErr w:type="spellStart"/>
+      <w:r>
+        <w:rPr>
+          <w:rFonts w:ascii="Times New Roman" w:hAnsi="Times New Roman" w:cs="Times New Roman"/>
+          <w:bCs/>
+          <w:sz w:val="20"/>
+          <w:szCs w:val="22"/>
+        </w:rPr>
+        <w:t>Technical</w:t>
+      </w:r>
+      <w:proofErr w:type="spellEnd"/>
+      <w:r>
+        <w:rPr>
+          <w:rFonts w:ascii="Times New Roman" w:hAnsi="Times New Roman" w:cs="Times New Roman"/>
+          <w:bCs/>
+          <w:sz w:val="20"/>
+          <w:szCs w:val="22"/>
+        </w:rPr>
+        <w:t xml:space="preserve"> </w:t>
+      </w:r>
+      <w:proofErr w:type="spellStart"/>
+      <w:r>
+        <w:rPr>
+          <w:rFonts w:ascii="Times New Roman" w:hAnsi="Times New Roman" w:cs="Times New Roman"/>
+          <w:bCs/>
+          <w:sz w:val="20"/>
+          <w:szCs w:val="22"/>
+        </w:rPr>
+        <w:t>University</w:t>
+      </w:r>
+      <w:proofErr w:type="spellEnd"/>
+      <w:r>
+        <w:rPr>
+          <w:rFonts w:ascii="Times New Roman" w:hAnsi="Times New Roman" w:cs="Times New Roman"/>
+          <w:bCs/>
+          <w:sz w:val="20"/>
+          <w:szCs w:val="22"/>
+        </w:rPr>
+        <w:t xml:space="preserve">, </w:t>
+      </w:r>
+      <w:proofErr w:type="spellStart"/>
+      <w:r>
+        <w:rPr>
+          <w:rFonts w:ascii="Times New Roman" w:hAnsi="Times New Roman" w:cs="Times New Roman"/>
+          <w:bCs/>
+          <w:sz w:val="20"/>
+          <w:szCs w:val="22"/>
+        </w:rPr>
+        <w:t>Vinnytsia</w:t>
+      </w:r>
+      <w:proofErr w:type="spellEnd"/>
+      <w:r>
+        <w:rPr>
+          <w:rFonts w:ascii="Times New Roman" w:hAnsi="Times New Roman" w:cs="Times New Roman"/>
+          <w:bCs/>
+          <w:sz w:val="20"/>
+          <w:szCs w:val="22"/>
+          <w:lang w:val="en-US"/>
+        </w:rPr>
+        <w:t xml:space="preserve">, e-mail: </w:t>
+      </w:r>
+      <w:hyperlink r:id="rId12" w:history="1">
+        <w:r>
+          <w:rPr>
+            <w:rStyle w:val="a4"/>
+            <w:rFonts w:ascii="Times New Roman" w:hAnsi="Times New Roman" w:cs="Times New Roman"/>
+            <w:sz w:val="20"/>
+            <w:szCs w:val="22"/>
+            <w:lang w:val="en-US"/>
+          </w:rPr>
+          <w:t>oleksandr.kov.dm@gmail.com</w:t>
+        </w:r>
+      </w:hyperlink>
+      <w:r>
+        <w:rPr>
+          <w:rFonts w:ascii="Times New Roman" w:hAnsi="Times New Roman" w:cs="Times New Roman"/>
+          <w:sz w:val="20"/>
+          <w:szCs w:val="22"/>
+          <w:lang w:val="en-US"/>
+        </w:rPr>
+        <w:t xml:space="preserve"> </w:t>
+      </w:r>
+    </w:p>
+    <w:p>
+      <w:pPr>
+        <w:spacing w:after="3" w:line="240" w:lineRule="auto"/>
+        <w:ind w:firstLine="284"/>
+        <w:rPr>
+          <w:rFonts w:ascii="Times New Roman" w:hAnsi="Times New Roman" w:cs="Times New Roman"/>
+          <w:bCs/>
+          <w:sz w:val="20"/>
+          <w:szCs w:val="22"/>
+          <w:lang w:val="en-US"/>
+        </w:rPr>
+      </w:pPr>
+      <w:proofErr w:type="spellStart"/>
+      <w:r>
+        <w:rPr>
+          <w:rFonts w:ascii="Times New Roman" w:hAnsi="Times New Roman" w:cs="Times New Roman"/>
           <w:b/>
-          <w:sz w:val="20"/>
-          <w:szCs w:val="22"/>
-        </w:rPr>
-        <w:t xml:space="preserve"> </w:t>
-      </w:r>
-      <w:proofErr w:type="spellStart"/>
-      <w:r>
-        <w:rPr>
-          <w:rFonts w:ascii="Times New Roman" w:hAnsi="Times New Roman" w:cs="Times New Roman"/>
           <w:bCs/>
-          <w:sz w:val="20"/>
-          <w:szCs w:val="22"/>
-        </w:rPr>
-        <w:t>student</w:t>
-      </w:r>
-      <w:proofErr w:type="spellEnd"/>
-      <w:r>
-        <w:rPr>
-          <w:rFonts w:ascii="Times New Roman" w:hAnsi="Times New Roman" w:cs="Times New Roman"/>
+          <w:i/>
+          <w:iCs/>
+          <w:sz w:val="20"/>
+          <w:szCs w:val="22"/>
+        </w:rPr>
+        <w:t>Martyniuk</w:t>
+      </w:r>
+      <w:proofErr w:type="spellEnd"/>
+      <w:r>
+        <w:rPr>
+          <w:rFonts w:ascii="Times New Roman" w:hAnsi="Times New Roman" w:cs="Times New Roman"/>
+          <w:b/>
           <w:bCs/>
-          <w:sz w:val="20"/>
-          <w:szCs w:val="22"/>
-        </w:rPr>
-        <w:t xml:space="preserve"> </w:t>
-      </w:r>
-      <w:proofErr w:type="spellStart"/>
-      <w:r>
-        <w:rPr>
-          <w:rFonts w:ascii="Times New Roman" w:hAnsi="Times New Roman" w:cs="Times New Roman"/>
+          <w:i/>
+          <w:iCs/>
+          <w:sz w:val="20"/>
+          <w:szCs w:val="22"/>
+        </w:rPr>
+        <w:t xml:space="preserve"> </w:t>
+      </w:r>
+      <w:proofErr w:type="spellStart"/>
+      <w:r>
+        <w:rPr>
+          <w:rFonts w:ascii="Times New Roman" w:hAnsi="Times New Roman" w:cs="Times New Roman"/>
+          <w:b/>
           <w:bCs/>
+          <w:i/>
+          <w:iCs/>
+          <w:sz w:val="20"/>
+          <w:szCs w:val="22"/>
+        </w:rPr>
+        <w:t>Volodymyr</w:t>
+      </w:r>
+      <w:proofErr w:type="spellEnd"/>
+      <w:r>
+        <w:rPr>
+          <w:rFonts w:ascii="Times New Roman" w:hAnsi="Times New Roman" w:cs="Times New Roman"/>
+          <w:b/>
+          <w:bCs/>
+          <w:i/>
+          <w:iCs/>
+          <w:sz w:val="20"/>
+          <w:szCs w:val="22"/>
+        </w:rPr>
+        <w:t xml:space="preserve"> </w:t>
+      </w:r>
+      <w:proofErr w:type="spellStart"/>
+      <w:r>
+        <w:rPr>
+          <w:rFonts w:ascii="Times New Roman" w:hAnsi="Times New Roman" w:cs="Times New Roman"/>
+          <w:b/>
+          <w:bCs/>
+          <w:i/>
+          <w:iCs/>
+          <w:sz w:val="20"/>
+          <w:szCs w:val="22"/>
+        </w:rPr>
+        <w:t>Valeriiovych</w:t>
+      </w:r>
+      <w:proofErr w:type="spellEnd"/>
+      <w:r>
+        <w:rPr>
+          <w:rFonts w:ascii="Times New Roman" w:hAnsi="Times New Roman" w:cs="Times New Roman"/>
+          <w:bCs/>
+          <w:sz w:val="20"/>
+          <w:szCs w:val="22"/>
+        </w:rPr>
+        <w:t xml:space="preserve"> — </w:t>
+      </w:r>
+      <w:proofErr w:type="spellStart"/>
+      <w:r>
+        <w:rPr>
+          <w:rFonts w:ascii="Times New Roman" w:hAnsi="Times New Roman" w:cs="Times New Roman"/>
+          <w:bCs/>
+          <w:sz w:val="20"/>
+          <w:szCs w:val="22"/>
+        </w:rPr>
+        <w:t>Doctor</w:t>
+      </w:r>
+      <w:proofErr w:type="spellEnd"/>
+      <w:r>
+        <w:rPr>
+          <w:rFonts w:ascii="Times New Roman" w:hAnsi="Times New Roman" w:cs="Times New Roman"/>
+          <w:bCs/>
+          <w:sz w:val="20"/>
+          <w:szCs w:val="22"/>
+        </w:rPr>
+        <w:t xml:space="preserve"> </w:t>
+      </w:r>
+      <w:proofErr w:type="spellStart"/>
+      <w:r>
+        <w:rPr>
+          <w:rFonts w:ascii="Times New Roman" w:hAnsi="Times New Roman" w:cs="Times New Roman"/>
+          <w:bCs/>
           <w:sz w:val="20"/>
           <w:szCs w:val="22"/>
         </w:rPr>
@@ -8717,7 +9121,7 @@
           <w:sz w:val="20"/>
           <w:szCs w:val="22"/>
         </w:rPr>
-        <w:t>group</w:t>
+        <w:t>Technical</w:t>
       </w:r>
       <w:proofErr w:type="spellEnd"/>
       <w:r>
@@ -8727,7 +9131,7 @@
           <w:sz w:val="20"/>
           <w:szCs w:val="22"/>
         </w:rPr>
-        <w:t xml:space="preserve"> 2PI-25B, </w:t>
+        <w:t xml:space="preserve"> </w:t>
       </w:r>
       <w:proofErr w:type="spellStart"/>
       <w:r>
@@ -8737,7 +9141,7 @@
           <w:sz w:val="20"/>
           <w:szCs w:val="22"/>
         </w:rPr>
-        <w:t>Faculty</w:t>
+        <w:t>Sciences</w:t>
       </w:r>
       <w:proofErr w:type="spellEnd"/>
       <w:r>
@@ -8747,7 +9151,7 @@
           <w:sz w:val="20"/>
           <w:szCs w:val="22"/>
         </w:rPr>
-        <w:t xml:space="preserve"> </w:t>
+        <w:t xml:space="preserve">, </w:t>
       </w:r>
       <w:proofErr w:type="spellStart"/>
       <w:r>
@@ -8757,6 +9161,46 @@
           <w:sz w:val="20"/>
           <w:szCs w:val="22"/>
         </w:rPr>
+        <w:t>Professor</w:t>
+      </w:r>
+      <w:proofErr w:type="spellEnd"/>
+      <w:r>
+        <w:rPr>
+          <w:rFonts w:ascii="Times New Roman" w:hAnsi="Times New Roman" w:cs="Times New Roman"/>
+          <w:bCs/>
+          <w:sz w:val="20"/>
+          <w:szCs w:val="22"/>
+        </w:rPr>
+        <w:t xml:space="preserve">, </w:t>
+      </w:r>
+      <w:proofErr w:type="spellStart"/>
+      <w:r>
+        <w:rPr>
+          <w:rFonts w:ascii="Times New Roman" w:hAnsi="Times New Roman" w:cs="Times New Roman"/>
+          <w:bCs/>
+          <w:sz w:val="20"/>
+          <w:szCs w:val="22"/>
+        </w:rPr>
+        <w:t>Head</w:t>
+      </w:r>
+      <w:proofErr w:type="spellEnd"/>
+      <w:r>
+        <w:rPr>
+          <w:rFonts w:ascii="Times New Roman" w:hAnsi="Times New Roman" w:cs="Times New Roman"/>
+          <w:bCs/>
+          <w:sz w:val="20"/>
+          <w:szCs w:val="22"/>
+        </w:rPr>
+        <w:t xml:space="preserve"> </w:t>
+      </w:r>
+      <w:proofErr w:type="spellStart"/>
+      <w:r>
+        <w:rPr>
+          <w:rFonts w:ascii="Times New Roman" w:hAnsi="Times New Roman" w:cs="Times New Roman"/>
+          <w:bCs/>
+          <w:sz w:val="20"/>
+          <w:szCs w:val="22"/>
+        </w:rPr>
         <w:t>of</w:t>
       </w:r>
       <w:proofErr w:type="spellEnd"/>
@@ -8777,7 +9221,7 @@
           <w:sz w:val="20"/>
           <w:szCs w:val="22"/>
         </w:rPr>
-        <w:t>Information</w:t>
+        <w:t>the</w:t>
       </w:r>
       <w:proofErr w:type="spellEnd"/>
       <w:r>
@@ -8797,7 +9241,7 @@
           <w:sz w:val="20"/>
           <w:szCs w:val="22"/>
         </w:rPr>
-        <w:t>Technology</w:t>
+        <w:t>Department</w:t>
       </w:r>
       <w:proofErr w:type="spellEnd"/>
       <w:r>
@@ -8817,7 +9261,7 @@
           <w:sz w:val="20"/>
           <w:szCs w:val="22"/>
         </w:rPr>
-        <w:t>and</w:t>
+        <w:t>of</w:t>
       </w:r>
       <w:proofErr w:type="spellEnd"/>
       <w:r>
@@ -8990,6 +9434,7 @@
           <w:rFonts w:ascii="Times New Roman" w:hAnsi="Times New Roman" w:cs="Times New Roman"/>
           <w:sz w:val="20"/>
           <w:szCs w:val="22"/>
+          <w:lang w:val="en-US"/>
         </w:rPr>
       </w:pPr>
       <w:proofErr w:type="spellStart"/>
@@ -9433,14 +9878,8 @@
           <w:sz w:val="20"/>
           <w:szCs w:val="22"/>
         </w:rPr>
-        <w:t xml:space="preserve"> </w:t>
-      </w:r>
-    </w:p>
-    <w:p>
-      <w:pPr>
-        <w:spacing w:after="3" w:line="216" w:lineRule="auto"/>
-        <w:ind w:left="-15" w:firstLine="273"/>
-      </w:pPr>
+        <w:t>.</w:t>
+      </w:r>
     </w:p>
     <w:sectPr>
       <w:pgSz w:w="11906" w:h="16838"/>

--- a/CONFERENCE/Physics 2026/ФІЗИКО-МАТЕМАТИЧНІ МОДЕЛІ ТРАНСПОРТУ СВІТЛА ТА ЇХ АПАРАТНО-ПРОГРАМНА РЕАЛІЗАЦІЯ В АРХІТЕКТУРІ RTX.docx
+++ b/CONFERENCE/Physics 2026/ФІЗИКО-МАТЕМАТИЧНІ МОДЕЛІ ТРАНСПОРТУ СВІТЛА ТА ЇХ АПАРАТНО-ПРОГРАМНА РЕАЛІЗАЦІЯ В АРХІТЕКТУРІ RTX.docx
@@ -8401,6 +8401,30 @@
           <w:rFonts w:ascii="Times New Roman" w:hAnsi="Times New Roman" w:cs="Times New Roman"/>
           <w:sz w:val="18"/>
           <w:szCs w:val="18"/>
+          <w:lang w:val="en-US"/>
+        </w:rPr>
+      </w:pPr>
+    </w:p>
+    <w:p>
+      <w:pPr>
+        <w:spacing w:after="0" w:line="240" w:lineRule="auto"/>
+        <w:jc w:val="both"/>
+        <w:rPr>
+          <w:rFonts w:ascii="Times New Roman" w:hAnsi="Times New Roman" w:cs="Times New Roman"/>
+          <w:sz w:val="18"/>
+          <w:szCs w:val="18"/>
+          <w:lang w:val="en-US"/>
+        </w:rPr>
+      </w:pPr>
+    </w:p>
+    <w:p>
+      <w:pPr>
+        <w:spacing w:after="0" w:line="240" w:lineRule="auto"/>
+        <w:jc w:val="both"/>
+        <w:rPr>
+          <w:rFonts w:ascii="Times New Roman" w:hAnsi="Times New Roman" w:cs="Times New Roman"/>
+          <w:sz w:val="18"/>
+          <w:szCs w:val="18"/>
         </w:rPr>
       </w:pPr>
     </w:p>
@@ -8517,26 +8541,6 @@
           <w:lang w:val="en-US"/>
         </w:rPr>
       </w:pPr>
-      <w:r>
-        <w:rPr>
-          <w:rFonts w:ascii="Times New Roman" w:hAnsi="Times New Roman" w:cs="Times New Roman"/>
-          <w:b/>
-          <w:bCs/>
-          <w:i/>
-          <w:iCs/>
-          <w:sz w:val="20"/>
-          <w:szCs w:val="22"/>
-        </w:rPr>
-        <w:t>Мартинюк Володимир Валерійович</w:t>
-      </w:r>
-      <w:r>
-        <w:rPr>
-          <w:rFonts w:ascii="Times New Roman" w:hAnsi="Times New Roman" w:cs="Times New Roman"/>
-          <w:sz w:val="20"/>
-          <w:szCs w:val="22"/>
-        </w:rPr>
-        <w:t xml:space="preserve"> — доктор технічних наук, професор, завідувач кафедри обчислювальної техніки, Вінницький національний технічний університет, м. Вінниця.</w:t>
-      </w:r>
     </w:p>
     <w:p>
       <w:pPr>
@@ -8546,27 +8550,25 @@
           <w:rFonts w:ascii="Times New Roman" w:hAnsi="Times New Roman" w:cs="Times New Roman"/>
           <w:sz w:val="20"/>
           <w:szCs w:val="22"/>
-          <w:lang w:val="en-US"/>
         </w:rPr>
       </w:pPr>
-    </w:p>
-    <w:p>
-      <w:pPr>
-        <w:spacing w:after="3" w:line="240" w:lineRule="auto"/>
-        <w:ind w:firstLine="284"/>
+      <w:r>
         <w:rPr>
           <w:rFonts w:ascii="Times New Roman" w:hAnsi="Times New Roman" w:cs="Times New Roman"/>
           <w:sz w:val="20"/>
           <w:szCs w:val="22"/>
         </w:rPr>
-      </w:pPr>
-      <w:r>
-        <w:rPr>
-          <w:rFonts w:ascii="Times New Roman" w:hAnsi="Times New Roman" w:cs="Times New Roman"/>
+        <w:t>Науковий керівник:</w:t>
+      </w:r>
+      <w:r>
+        <w:rPr>
+          <w:rFonts w:ascii="Times New Roman" w:hAnsi="Times New Roman" w:cs="Times New Roman"/>
+          <w:b/>
+          <w:i/>
           <w:sz w:val="20"/>
           <w:szCs w:val="22"/>
         </w:rPr>
-        <w:t>Науковий керівник:</w:t>
+        <w:t xml:space="preserve"> </w:t>
       </w:r>
       <w:r>
         <w:rPr>
@@ -8576,7 +8578,7 @@
           <w:sz w:val="20"/>
           <w:szCs w:val="22"/>
         </w:rPr>
-        <w:t xml:space="preserve"> </w:t>
+        <w:t>Мартинюк Володимир Валерійович</w:t>
       </w:r>
       <w:r>
         <w:rPr>
@@ -8586,50 +8588,51 @@
           <w:sz w:val="20"/>
           <w:szCs w:val="22"/>
         </w:rPr>
-        <w:t>Мартинюк Володимир Валерійович</w:t>
-      </w:r>
-      <w:r>
-        <w:rPr>
-          <w:rFonts w:ascii="Times New Roman" w:hAnsi="Times New Roman" w:cs="Times New Roman"/>
-          <w:b/>
-          <w:i/>
+        <w:t xml:space="preserve"> </w:t>
+      </w:r>
+      <w:r>
+        <w:rPr>
+          <w:rFonts w:ascii="Times New Roman" w:hAnsi="Times New Roman" w:cs="Times New Roman"/>
           <w:sz w:val="20"/>
           <w:szCs w:val="22"/>
         </w:rPr>
-        <w:t xml:space="preserve"> </w:t>
-      </w:r>
+        <w:t xml:space="preserve">— </w:t>
+      </w:r>
+      <w:proofErr w:type="spellStart"/>
       <w:r>
         <w:rPr>
           <w:rFonts w:ascii="Times New Roman" w:hAnsi="Times New Roman" w:cs="Times New Roman"/>
           <w:sz w:val="20"/>
           <w:szCs w:val="22"/>
         </w:rPr>
-        <w:t xml:space="preserve">— </w:t>
-      </w:r>
+        <w:t>канд</w:t>
+      </w:r>
+      <w:proofErr w:type="spellEnd"/>
       <w:r>
         <w:rPr>
           <w:rFonts w:ascii="Times New Roman" w:hAnsi="Times New Roman" w:cs="Times New Roman"/>
           <w:sz w:val="20"/>
           <w:szCs w:val="22"/>
         </w:rPr>
-        <w:t>доктор технічних наук, професор, завідувач кафедри обчислювальної техніки, Вінницький національний технічний університет, м</w:t>
-      </w:r>
+        <w:t xml:space="preserve">. </w:t>
+      </w:r>
+      <w:proofErr w:type="spellStart"/>
       <w:r>
         <w:rPr>
           <w:rFonts w:ascii="Times New Roman" w:hAnsi="Times New Roman" w:cs="Times New Roman"/>
           <w:sz w:val="20"/>
           <w:szCs w:val="22"/>
-          <w:lang w:val="en-US"/>
-        </w:rPr>
-        <w:t>.</w:t>
-      </w:r>
+        </w:rPr>
+        <w:t>техн</w:t>
+      </w:r>
+      <w:proofErr w:type="spellEnd"/>
       <w:r>
         <w:rPr>
           <w:rFonts w:ascii="Times New Roman" w:hAnsi="Times New Roman" w:cs="Times New Roman"/>
           <w:sz w:val="20"/>
           <w:szCs w:val="22"/>
         </w:rPr>
-        <w:t xml:space="preserve"> Вінниця.</w:t>
+        <w:t>. наук, доцент кафедри загальної фізики, Вінницький національний технічний університет, м. Вінниця</w:t>
       </w:r>
     </w:p>
     <w:p>
@@ -8992,434 +8995,6 @@
         <w:ind w:firstLine="284"/>
         <w:rPr>
           <w:rFonts w:ascii="Times New Roman" w:hAnsi="Times New Roman" w:cs="Times New Roman"/>
-          <w:bCs/>
-          <w:sz w:val="20"/>
-          <w:szCs w:val="22"/>
-          <w:lang w:val="en-US"/>
-        </w:rPr>
-      </w:pPr>
-      <w:proofErr w:type="spellStart"/>
-      <w:r>
-        <w:rPr>
-          <w:rFonts w:ascii="Times New Roman" w:hAnsi="Times New Roman" w:cs="Times New Roman"/>
-          <w:b/>
-          <w:bCs/>
-          <w:i/>
-          <w:iCs/>
-          <w:sz w:val="20"/>
-          <w:szCs w:val="22"/>
-        </w:rPr>
-        <w:t>Martyniuk</w:t>
-      </w:r>
-      <w:proofErr w:type="spellEnd"/>
-      <w:r>
-        <w:rPr>
-          <w:rFonts w:ascii="Times New Roman" w:hAnsi="Times New Roman" w:cs="Times New Roman"/>
-          <w:b/>
-          <w:bCs/>
-          <w:i/>
-          <w:iCs/>
-          <w:sz w:val="20"/>
-          <w:szCs w:val="22"/>
-        </w:rPr>
-        <w:t xml:space="preserve"> </w:t>
-      </w:r>
-      <w:proofErr w:type="spellStart"/>
-      <w:r>
-        <w:rPr>
-          <w:rFonts w:ascii="Times New Roman" w:hAnsi="Times New Roman" w:cs="Times New Roman"/>
-          <w:b/>
-          <w:bCs/>
-          <w:i/>
-          <w:iCs/>
-          <w:sz w:val="20"/>
-          <w:szCs w:val="22"/>
-        </w:rPr>
-        <w:t>Volodymyr</w:t>
-      </w:r>
-      <w:proofErr w:type="spellEnd"/>
-      <w:r>
-        <w:rPr>
-          <w:rFonts w:ascii="Times New Roman" w:hAnsi="Times New Roman" w:cs="Times New Roman"/>
-          <w:b/>
-          <w:bCs/>
-          <w:i/>
-          <w:iCs/>
-          <w:sz w:val="20"/>
-          <w:szCs w:val="22"/>
-        </w:rPr>
-        <w:t xml:space="preserve"> </w:t>
-      </w:r>
-      <w:proofErr w:type="spellStart"/>
-      <w:r>
-        <w:rPr>
-          <w:rFonts w:ascii="Times New Roman" w:hAnsi="Times New Roman" w:cs="Times New Roman"/>
-          <w:b/>
-          <w:bCs/>
-          <w:i/>
-          <w:iCs/>
-          <w:sz w:val="20"/>
-          <w:szCs w:val="22"/>
-        </w:rPr>
-        <w:t>Valeriiovych</w:t>
-      </w:r>
-      <w:proofErr w:type="spellEnd"/>
-      <w:r>
-        <w:rPr>
-          <w:rFonts w:ascii="Times New Roman" w:hAnsi="Times New Roman" w:cs="Times New Roman"/>
-          <w:bCs/>
-          <w:sz w:val="20"/>
-          <w:szCs w:val="22"/>
-        </w:rPr>
-        <w:t xml:space="preserve"> — </w:t>
-      </w:r>
-      <w:proofErr w:type="spellStart"/>
-      <w:r>
-        <w:rPr>
-          <w:rFonts w:ascii="Times New Roman" w:hAnsi="Times New Roman" w:cs="Times New Roman"/>
-          <w:bCs/>
-          <w:sz w:val="20"/>
-          <w:szCs w:val="22"/>
-        </w:rPr>
-        <w:t>Doctor</w:t>
-      </w:r>
-      <w:proofErr w:type="spellEnd"/>
-      <w:r>
-        <w:rPr>
-          <w:rFonts w:ascii="Times New Roman" w:hAnsi="Times New Roman" w:cs="Times New Roman"/>
-          <w:bCs/>
-          <w:sz w:val="20"/>
-          <w:szCs w:val="22"/>
-        </w:rPr>
-        <w:t xml:space="preserve"> </w:t>
-      </w:r>
-      <w:proofErr w:type="spellStart"/>
-      <w:r>
-        <w:rPr>
-          <w:rFonts w:ascii="Times New Roman" w:hAnsi="Times New Roman" w:cs="Times New Roman"/>
-          <w:bCs/>
-          <w:sz w:val="20"/>
-          <w:szCs w:val="22"/>
-        </w:rPr>
-        <w:t>of</w:t>
-      </w:r>
-      <w:proofErr w:type="spellEnd"/>
-      <w:r>
-        <w:rPr>
-          <w:rFonts w:ascii="Times New Roman" w:hAnsi="Times New Roman" w:cs="Times New Roman"/>
-          <w:bCs/>
-          <w:sz w:val="20"/>
-          <w:szCs w:val="22"/>
-        </w:rPr>
-        <w:t xml:space="preserve"> </w:t>
-      </w:r>
-      <w:proofErr w:type="spellStart"/>
-      <w:r>
-        <w:rPr>
-          <w:rFonts w:ascii="Times New Roman" w:hAnsi="Times New Roman" w:cs="Times New Roman"/>
-          <w:bCs/>
-          <w:sz w:val="20"/>
-          <w:szCs w:val="22"/>
-        </w:rPr>
-        <w:t>Technical</w:t>
-      </w:r>
-      <w:proofErr w:type="spellEnd"/>
-      <w:r>
-        <w:rPr>
-          <w:rFonts w:ascii="Times New Roman" w:hAnsi="Times New Roman" w:cs="Times New Roman"/>
-          <w:bCs/>
-          <w:sz w:val="20"/>
-          <w:szCs w:val="22"/>
-        </w:rPr>
-        <w:t xml:space="preserve"> </w:t>
-      </w:r>
-      <w:proofErr w:type="spellStart"/>
-      <w:r>
-        <w:rPr>
-          <w:rFonts w:ascii="Times New Roman" w:hAnsi="Times New Roman" w:cs="Times New Roman"/>
-          <w:bCs/>
-          <w:sz w:val="20"/>
-          <w:szCs w:val="22"/>
-        </w:rPr>
-        <w:t>Sciences</w:t>
-      </w:r>
-      <w:proofErr w:type="spellEnd"/>
-      <w:r>
-        <w:rPr>
-          <w:rFonts w:ascii="Times New Roman" w:hAnsi="Times New Roman" w:cs="Times New Roman"/>
-          <w:bCs/>
-          <w:sz w:val="20"/>
-          <w:szCs w:val="22"/>
-        </w:rPr>
-        <w:t xml:space="preserve">, </w:t>
-      </w:r>
-      <w:proofErr w:type="spellStart"/>
-      <w:r>
-        <w:rPr>
-          <w:rFonts w:ascii="Times New Roman" w:hAnsi="Times New Roman" w:cs="Times New Roman"/>
-          <w:bCs/>
-          <w:sz w:val="20"/>
-          <w:szCs w:val="22"/>
-        </w:rPr>
-        <w:t>Professor</w:t>
-      </w:r>
-      <w:proofErr w:type="spellEnd"/>
-      <w:r>
-        <w:rPr>
-          <w:rFonts w:ascii="Times New Roman" w:hAnsi="Times New Roman" w:cs="Times New Roman"/>
-          <w:bCs/>
-          <w:sz w:val="20"/>
-          <w:szCs w:val="22"/>
-        </w:rPr>
-        <w:t xml:space="preserve">, </w:t>
-      </w:r>
-      <w:proofErr w:type="spellStart"/>
-      <w:r>
-        <w:rPr>
-          <w:rFonts w:ascii="Times New Roman" w:hAnsi="Times New Roman" w:cs="Times New Roman"/>
-          <w:bCs/>
-          <w:sz w:val="20"/>
-          <w:szCs w:val="22"/>
-        </w:rPr>
-        <w:t>Head</w:t>
-      </w:r>
-      <w:proofErr w:type="spellEnd"/>
-      <w:r>
-        <w:rPr>
-          <w:rFonts w:ascii="Times New Roman" w:hAnsi="Times New Roman" w:cs="Times New Roman"/>
-          <w:bCs/>
-          <w:sz w:val="20"/>
-          <w:szCs w:val="22"/>
-        </w:rPr>
-        <w:t xml:space="preserve"> </w:t>
-      </w:r>
-      <w:proofErr w:type="spellStart"/>
-      <w:r>
-        <w:rPr>
-          <w:rFonts w:ascii="Times New Roman" w:hAnsi="Times New Roman" w:cs="Times New Roman"/>
-          <w:bCs/>
-          <w:sz w:val="20"/>
-          <w:szCs w:val="22"/>
-        </w:rPr>
-        <w:t>of</w:t>
-      </w:r>
-      <w:proofErr w:type="spellEnd"/>
-      <w:r>
-        <w:rPr>
-          <w:rFonts w:ascii="Times New Roman" w:hAnsi="Times New Roman" w:cs="Times New Roman"/>
-          <w:bCs/>
-          <w:sz w:val="20"/>
-          <w:szCs w:val="22"/>
-        </w:rPr>
-        <w:t xml:space="preserve"> </w:t>
-      </w:r>
-      <w:proofErr w:type="spellStart"/>
-      <w:r>
-        <w:rPr>
-          <w:rFonts w:ascii="Times New Roman" w:hAnsi="Times New Roman" w:cs="Times New Roman"/>
-          <w:bCs/>
-          <w:sz w:val="20"/>
-          <w:szCs w:val="22"/>
-        </w:rPr>
-        <w:t>the</w:t>
-      </w:r>
-      <w:proofErr w:type="spellEnd"/>
-      <w:r>
-        <w:rPr>
-          <w:rFonts w:ascii="Times New Roman" w:hAnsi="Times New Roman" w:cs="Times New Roman"/>
-          <w:bCs/>
-          <w:sz w:val="20"/>
-          <w:szCs w:val="22"/>
-        </w:rPr>
-        <w:t xml:space="preserve"> </w:t>
-      </w:r>
-      <w:proofErr w:type="spellStart"/>
-      <w:r>
-        <w:rPr>
-          <w:rFonts w:ascii="Times New Roman" w:hAnsi="Times New Roman" w:cs="Times New Roman"/>
-          <w:bCs/>
-          <w:sz w:val="20"/>
-          <w:szCs w:val="22"/>
-        </w:rPr>
-        <w:t>Department</w:t>
-      </w:r>
-      <w:proofErr w:type="spellEnd"/>
-      <w:r>
-        <w:rPr>
-          <w:rFonts w:ascii="Times New Roman" w:hAnsi="Times New Roman" w:cs="Times New Roman"/>
-          <w:bCs/>
-          <w:sz w:val="20"/>
-          <w:szCs w:val="22"/>
-        </w:rPr>
-        <w:t xml:space="preserve"> </w:t>
-      </w:r>
-      <w:proofErr w:type="spellStart"/>
-      <w:r>
-        <w:rPr>
-          <w:rFonts w:ascii="Times New Roman" w:hAnsi="Times New Roman" w:cs="Times New Roman"/>
-          <w:bCs/>
-          <w:sz w:val="20"/>
-          <w:szCs w:val="22"/>
-        </w:rPr>
-        <w:t>of</w:t>
-      </w:r>
-      <w:proofErr w:type="spellEnd"/>
-      <w:r>
-        <w:rPr>
-          <w:rFonts w:ascii="Times New Roman" w:hAnsi="Times New Roman" w:cs="Times New Roman"/>
-          <w:bCs/>
-          <w:sz w:val="20"/>
-          <w:szCs w:val="22"/>
-        </w:rPr>
-        <w:t xml:space="preserve"> </w:t>
-      </w:r>
-      <w:proofErr w:type="spellStart"/>
-      <w:r>
-        <w:rPr>
-          <w:rFonts w:ascii="Times New Roman" w:hAnsi="Times New Roman" w:cs="Times New Roman"/>
-          <w:bCs/>
-          <w:sz w:val="20"/>
-          <w:szCs w:val="22"/>
-        </w:rPr>
-        <w:t>Computer</w:t>
-      </w:r>
-      <w:proofErr w:type="spellEnd"/>
-      <w:r>
-        <w:rPr>
-          <w:rFonts w:ascii="Times New Roman" w:hAnsi="Times New Roman" w:cs="Times New Roman"/>
-          <w:bCs/>
-          <w:sz w:val="20"/>
-          <w:szCs w:val="22"/>
-        </w:rPr>
-        <w:t xml:space="preserve"> </w:t>
-      </w:r>
-      <w:proofErr w:type="spellStart"/>
-      <w:r>
-        <w:rPr>
-          <w:rFonts w:ascii="Times New Roman" w:hAnsi="Times New Roman" w:cs="Times New Roman"/>
-          <w:bCs/>
-          <w:sz w:val="20"/>
-          <w:szCs w:val="22"/>
-        </w:rPr>
-        <w:t>Engineering</w:t>
-      </w:r>
-      <w:proofErr w:type="spellEnd"/>
-      <w:r>
-        <w:rPr>
-          <w:rFonts w:ascii="Times New Roman" w:hAnsi="Times New Roman" w:cs="Times New Roman"/>
-          <w:bCs/>
-          <w:sz w:val="20"/>
-          <w:szCs w:val="22"/>
-        </w:rPr>
-        <w:t xml:space="preserve">, </w:t>
-      </w:r>
-      <w:proofErr w:type="spellStart"/>
-      <w:r>
-        <w:rPr>
-          <w:rFonts w:ascii="Times New Roman" w:hAnsi="Times New Roman" w:cs="Times New Roman"/>
-          <w:bCs/>
-          <w:sz w:val="20"/>
-          <w:szCs w:val="22"/>
-        </w:rPr>
-        <w:t>Vinnytsia</w:t>
-      </w:r>
-      <w:proofErr w:type="spellEnd"/>
-      <w:r>
-        <w:rPr>
-          <w:rFonts w:ascii="Times New Roman" w:hAnsi="Times New Roman" w:cs="Times New Roman"/>
-          <w:bCs/>
-          <w:sz w:val="20"/>
-          <w:szCs w:val="22"/>
-        </w:rPr>
-        <w:t xml:space="preserve"> </w:t>
-      </w:r>
-      <w:proofErr w:type="spellStart"/>
-      <w:r>
-        <w:rPr>
-          <w:rFonts w:ascii="Times New Roman" w:hAnsi="Times New Roman" w:cs="Times New Roman"/>
-          <w:bCs/>
-          <w:sz w:val="20"/>
-          <w:szCs w:val="22"/>
-        </w:rPr>
-        <w:t>National</w:t>
-      </w:r>
-      <w:proofErr w:type="spellEnd"/>
-      <w:r>
-        <w:rPr>
-          <w:rFonts w:ascii="Times New Roman" w:hAnsi="Times New Roman" w:cs="Times New Roman"/>
-          <w:bCs/>
-          <w:sz w:val="20"/>
-          <w:szCs w:val="22"/>
-        </w:rPr>
-        <w:t xml:space="preserve"> </w:t>
-      </w:r>
-      <w:proofErr w:type="spellStart"/>
-      <w:r>
-        <w:rPr>
-          <w:rFonts w:ascii="Times New Roman" w:hAnsi="Times New Roman" w:cs="Times New Roman"/>
-          <w:bCs/>
-          <w:sz w:val="20"/>
-          <w:szCs w:val="22"/>
-        </w:rPr>
-        <w:t>Technical</w:t>
-      </w:r>
-      <w:proofErr w:type="spellEnd"/>
-      <w:r>
-        <w:rPr>
-          <w:rFonts w:ascii="Times New Roman" w:hAnsi="Times New Roman" w:cs="Times New Roman"/>
-          <w:bCs/>
-          <w:sz w:val="20"/>
-          <w:szCs w:val="22"/>
-        </w:rPr>
-        <w:t xml:space="preserve"> </w:t>
-      </w:r>
-      <w:proofErr w:type="spellStart"/>
-      <w:r>
-        <w:rPr>
-          <w:rFonts w:ascii="Times New Roman" w:hAnsi="Times New Roman" w:cs="Times New Roman"/>
-          <w:bCs/>
-          <w:sz w:val="20"/>
-          <w:szCs w:val="22"/>
-        </w:rPr>
-        <w:t>University</w:t>
-      </w:r>
-      <w:proofErr w:type="spellEnd"/>
-      <w:r>
-        <w:rPr>
-          <w:rFonts w:ascii="Times New Roman" w:hAnsi="Times New Roman" w:cs="Times New Roman"/>
-          <w:bCs/>
-          <w:sz w:val="20"/>
-          <w:szCs w:val="22"/>
-        </w:rPr>
-        <w:t xml:space="preserve">, </w:t>
-      </w:r>
-      <w:proofErr w:type="spellStart"/>
-      <w:r>
-        <w:rPr>
-          <w:rFonts w:ascii="Times New Roman" w:hAnsi="Times New Roman" w:cs="Times New Roman"/>
-          <w:bCs/>
-          <w:sz w:val="20"/>
-          <w:szCs w:val="22"/>
-        </w:rPr>
-        <w:t>Vinnytsia</w:t>
-      </w:r>
-      <w:proofErr w:type="spellEnd"/>
-      <w:r>
-        <w:rPr>
-          <w:rFonts w:ascii="Times New Roman" w:hAnsi="Times New Roman" w:cs="Times New Roman"/>
-          <w:bCs/>
-          <w:sz w:val="20"/>
-          <w:szCs w:val="22"/>
-        </w:rPr>
-        <w:t>.</w:t>
-      </w:r>
-    </w:p>
-    <w:p>
-      <w:pPr>
-        <w:spacing w:after="3" w:line="240" w:lineRule="auto"/>
-        <w:ind w:firstLine="284"/>
-        <w:rPr>
-          <w:rFonts w:ascii="Times New Roman" w:hAnsi="Times New Roman" w:cs="Times New Roman"/>
           <w:sz w:val="20"/>
           <w:szCs w:val="22"/>
           <w:lang w:val="en-US"/>
@@ -9581,7 +9156,7 @@
           <w:sz w:val="20"/>
           <w:szCs w:val="22"/>
         </w:rPr>
-        <w:t>Doctor</w:t>
+        <w:t>Cand</w:t>
       </w:r>
       <w:proofErr w:type="spellEnd"/>
       <w:r>
@@ -9590,7 +9165,7 @@
           <w:sz w:val="20"/>
           <w:szCs w:val="22"/>
         </w:rPr>
-        <w:t xml:space="preserve"> </w:t>
+        <w:t xml:space="preserve">. </w:t>
       </w:r>
       <w:proofErr w:type="spellStart"/>
       <w:r>
@@ -9599,6 +9174,78 @@
           <w:sz w:val="20"/>
           <w:szCs w:val="22"/>
         </w:rPr>
+        <w:t>Sc</w:t>
+      </w:r>
+      <w:proofErr w:type="spellEnd"/>
+      <w:r>
+        <w:rPr>
+          <w:rFonts w:ascii="Times New Roman" w:hAnsi="Times New Roman" w:cs="Times New Roman"/>
+          <w:sz w:val="20"/>
+          <w:szCs w:val="22"/>
+        </w:rPr>
+        <w:t>. (</w:t>
+      </w:r>
+      <w:proofErr w:type="spellStart"/>
+      <w:r>
+        <w:rPr>
+          <w:rFonts w:ascii="Times New Roman" w:hAnsi="Times New Roman" w:cs="Times New Roman"/>
+          <w:sz w:val="20"/>
+          <w:szCs w:val="22"/>
+        </w:rPr>
+        <w:t>Eng</w:t>
+      </w:r>
+      <w:proofErr w:type="spellEnd"/>
+      <w:r>
+        <w:rPr>
+          <w:rFonts w:ascii="Times New Roman" w:hAnsi="Times New Roman" w:cs="Times New Roman"/>
+          <w:sz w:val="20"/>
+          <w:szCs w:val="22"/>
+        </w:rPr>
+        <w:t xml:space="preserve">), </w:t>
+      </w:r>
+      <w:proofErr w:type="spellStart"/>
+      <w:r>
+        <w:rPr>
+          <w:rFonts w:ascii="Times New Roman" w:hAnsi="Times New Roman" w:cs="Times New Roman"/>
+          <w:sz w:val="20"/>
+          <w:szCs w:val="22"/>
+        </w:rPr>
+        <w:t>Assistant</w:t>
+      </w:r>
+      <w:proofErr w:type="spellEnd"/>
+      <w:r>
+        <w:rPr>
+          <w:rFonts w:ascii="Times New Roman" w:hAnsi="Times New Roman" w:cs="Times New Roman"/>
+          <w:sz w:val="20"/>
+          <w:szCs w:val="22"/>
+        </w:rPr>
+        <w:t xml:space="preserve"> </w:t>
+      </w:r>
+      <w:proofErr w:type="spellStart"/>
+      <w:r>
+        <w:rPr>
+          <w:rFonts w:ascii="Times New Roman" w:hAnsi="Times New Roman" w:cs="Times New Roman"/>
+          <w:sz w:val="20"/>
+          <w:szCs w:val="22"/>
+        </w:rPr>
+        <w:t>Professor</w:t>
+      </w:r>
+      <w:proofErr w:type="spellEnd"/>
+      <w:r>
+        <w:rPr>
+          <w:rFonts w:ascii="Times New Roman" w:hAnsi="Times New Roman" w:cs="Times New Roman"/>
+          <w:sz w:val="20"/>
+          <w:szCs w:val="22"/>
+        </w:rPr>
+        <w:t xml:space="preserve"> </w:t>
+      </w:r>
+      <w:proofErr w:type="spellStart"/>
+      <w:r>
+        <w:rPr>
+          <w:rFonts w:ascii="Times New Roman" w:hAnsi="Times New Roman" w:cs="Times New Roman"/>
+          <w:sz w:val="20"/>
+          <w:szCs w:val="22"/>
+        </w:rPr>
         <w:t>of</w:t>
       </w:r>
       <w:proofErr w:type="spellEnd"/>
@@ -9617,6 +9264,78 @@
           <w:sz w:val="20"/>
           <w:szCs w:val="22"/>
         </w:rPr>
+        <w:t>general</w:t>
+      </w:r>
+      <w:proofErr w:type="spellEnd"/>
+      <w:r>
+        <w:rPr>
+          <w:rFonts w:ascii="Times New Roman" w:hAnsi="Times New Roman" w:cs="Times New Roman"/>
+          <w:sz w:val="20"/>
+          <w:szCs w:val="22"/>
+        </w:rPr>
+        <w:t xml:space="preserve"> </w:t>
+      </w:r>
+      <w:proofErr w:type="spellStart"/>
+      <w:r>
+        <w:rPr>
+          <w:rFonts w:ascii="Times New Roman" w:hAnsi="Times New Roman" w:cs="Times New Roman"/>
+          <w:sz w:val="20"/>
+          <w:szCs w:val="22"/>
+        </w:rPr>
+        <w:t>Physics</w:t>
+      </w:r>
+      <w:proofErr w:type="spellEnd"/>
+      <w:r>
+        <w:rPr>
+          <w:rFonts w:ascii="Times New Roman" w:hAnsi="Times New Roman" w:cs="Times New Roman"/>
+          <w:sz w:val="20"/>
+          <w:szCs w:val="22"/>
+        </w:rPr>
+        <w:t xml:space="preserve">, </w:t>
+      </w:r>
+      <w:proofErr w:type="spellStart"/>
+      <w:r>
+        <w:rPr>
+          <w:rFonts w:ascii="Times New Roman" w:hAnsi="Times New Roman" w:cs="Times New Roman"/>
+          <w:sz w:val="20"/>
+          <w:szCs w:val="22"/>
+        </w:rPr>
+        <w:t>Vinnytsia</w:t>
+      </w:r>
+      <w:proofErr w:type="spellEnd"/>
+      <w:r>
+        <w:rPr>
+          <w:rFonts w:ascii="Times New Roman" w:hAnsi="Times New Roman" w:cs="Times New Roman"/>
+          <w:sz w:val="20"/>
+          <w:szCs w:val="22"/>
+        </w:rPr>
+        <w:t xml:space="preserve"> </w:t>
+      </w:r>
+      <w:proofErr w:type="spellStart"/>
+      <w:r>
+        <w:rPr>
+          <w:rFonts w:ascii="Times New Roman" w:hAnsi="Times New Roman" w:cs="Times New Roman"/>
+          <w:sz w:val="20"/>
+          <w:szCs w:val="22"/>
+        </w:rPr>
+        <w:t>National</w:t>
+      </w:r>
+      <w:proofErr w:type="spellEnd"/>
+      <w:r>
+        <w:rPr>
+          <w:rFonts w:ascii="Times New Roman" w:hAnsi="Times New Roman" w:cs="Times New Roman"/>
+          <w:sz w:val="20"/>
+          <w:szCs w:val="22"/>
+        </w:rPr>
+        <w:t xml:space="preserve"> </w:t>
+      </w:r>
+      <w:proofErr w:type="spellStart"/>
+      <w:r>
+        <w:rPr>
+          <w:rFonts w:ascii="Times New Roman" w:hAnsi="Times New Roman" w:cs="Times New Roman"/>
+          <w:sz w:val="20"/>
+          <w:szCs w:val="22"/>
+        </w:rPr>
         <w:t>Technical</w:t>
       </w:r>
       <w:proofErr w:type="spellEnd"/>
@@ -9635,7 +9354,7 @@
           <w:sz w:val="20"/>
           <w:szCs w:val="22"/>
         </w:rPr>
-        <w:t>Sciences</w:t>
+        <w:t>University</w:t>
       </w:r>
       <w:proofErr w:type="spellEnd"/>
       <w:r>
@@ -9653,233 +9372,9 @@
           <w:sz w:val="20"/>
           <w:szCs w:val="22"/>
         </w:rPr>
-        <w:t>Professor</w:t>
-      </w:r>
-      <w:proofErr w:type="spellEnd"/>
-      <w:r>
-        <w:rPr>
-          <w:rFonts w:ascii="Times New Roman" w:hAnsi="Times New Roman" w:cs="Times New Roman"/>
-          <w:sz w:val="20"/>
-          <w:szCs w:val="22"/>
-        </w:rPr>
-        <w:t xml:space="preserve">, </w:t>
-      </w:r>
-      <w:proofErr w:type="spellStart"/>
-      <w:r>
-        <w:rPr>
-          <w:rFonts w:ascii="Times New Roman" w:hAnsi="Times New Roman" w:cs="Times New Roman"/>
-          <w:sz w:val="20"/>
-          <w:szCs w:val="22"/>
-        </w:rPr>
-        <w:t>Head</w:t>
-      </w:r>
-      <w:proofErr w:type="spellEnd"/>
-      <w:r>
-        <w:rPr>
-          <w:rFonts w:ascii="Times New Roman" w:hAnsi="Times New Roman" w:cs="Times New Roman"/>
-          <w:sz w:val="20"/>
-          <w:szCs w:val="22"/>
-        </w:rPr>
-        <w:t xml:space="preserve"> </w:t>
-      </w:r>
-      <w:proofErr w:type="spellStart"/>
-      <w:r>
-        <w:rPr>
-          <w:rFonts w:ascii="Times New Roman" w:hAnsi="Times New Roman" w:cs="Times New Roman"/>
-          <w:sz w:val="20"/>
-          <w:szCs w:val="22"/>
-        </w:rPr>
-        <w:t>of</w:t>
-      </w:r>
-      <w:proofErr w:type="spellEnd"/>
-      <w:r>
-        <w:rPr>
-          <w:rFonts w:ascii="Times New Roman" w:hAnsi="Times New Roman" w:cs="Times New Roman"/>
-          <w:sz w:val="20"/>
-          <w:szCs w:val="22"/>
-        </w:rPr>
-        <w:t xml:space="preserve"> </w:t>
-      </w:r>
-      <w:proofErr w:type="spellStart"/>
-      <w:r>
-        <w:rPr>
-          <w:rFonts w:ascii="Times New Roman" w:hAnsi="Times New Roman" w:cs="Times New Roman"/>
-          <w:sz w:val="20"/>
-          <w:szCs w:val="22"/>
-        </w:rPr>
-        <w:t>the</w:t>
-      </w:r>
-      <w:proofErr w:type="spellEnd"/>
-      <w:r>
-        <w:rPr>
-          <w:rFonts w:ascii="Times New Roman" w:hAnsi="Times New Roman" w:cs="Times New Roman"/>
-          <w:sz w:val="20"/>
-          <w:szCs w:val="22"/>
-        </w:rPr>
-        <w:t xml:space="preserve"> </w:t>
-      </w:r>
-      <w:proofErr w:type="spellStart"/>
-      <w:r>
-        <w:rPr>
-          <w:rFonts w:ascii="Times New Roman" w:hAnsi="Times New Roman" w:cs="Times New Roman"/>
-          <w:sz w:val="20"/>
-          <w:szCs w:val="22"/>
-        </w:rPr>
-        <w:t>Department</w:t>
-      </w:r>
-      <w:proofErr w:type="spellEnd"/>
-      <w:r>
-        <w:rPr>
-          <w:rFonts w:ascii="Times New Roman" w:hAnsi="Times New Roman" w:cs="Times New Roman"/>
-          <w:sz w:val="20"/>
-          <w:szCs w:val="22"/>
-        </w:rPr>
-        <w:t xml:space="preserve"> </w:t>
-      </w:r>
-      <w:proofErr w:type="spellStart"/>
-      <w:r>
-        <w:rPr>
-          <w:rFonts w:ascii="Times New Roman" w:hAnsi="Times New Roman" w:cs="Times New Roman"/>
-          <w:sz w:val="20"/>
-          <w:szCs w:val="22"/>
-        </w:rPr>
-        <w:t>of</w:t>
-      </w:r>
-      <w:proofErr w:type="spellEnd"/>
-      <w:r>
-        <w:rPr>
-          <w:rFonts w:ascii="Times New Roman" w:hAnsi="Times New Roman" w:cs="Times New Roman"/>
-          <w:sz w:val="20"/>
-          <w:szCs w:val="22"/>
-        </w:rPr>
-        <w:t xml:space="preserve"> </w:t>
-      </w:r>
-      <w:proofErr w:type="spellStart"/>
-      <w:r>
-        <w:rPr>
-          <w:rFonts w:ascii="Times New Roman" w:hAnsi="Times New Roman" w:cs="Times New Roman"/>
-          <w:sz w:val="20"/>
-          <w:szCs w:val="22"/>
-        </w:rPr>
-        <w:t>Computer</w:t>
-      </w:r>
-      <w:proofErr w:type="spellEnd"/>
-      <w:r>
-        <w:rPr>
-          <w:rFonts w:ascii="Times New Roman" w:hAnsi="Times New Roman" w:cs="Times New Roman"/>
-          <w:sz w:val="20"/>
-          <w:szCs w:val="22"/>
-        </w:rPr>
-        <w:t xml:space="preserve"> </w:t>
-      </w:r>
-      <w:proofErr w:type="spellStart"/>
-      <w:r>
-        <w:rPr>
-          <w:rFonts w:ascii="Times New Roman" w:hAnsi="Times New Roman" w:cs="Times New Roman"/>
-          <w:sz w:val="20"/>
-          <w:szCs w:val="22"/>
-        </w:rPr>
-        <w:t>Engineering</w:t>
-      </w:r>
-      <w:proofErr w:type="spellEnd"/>
-      <w:r>
-        <w:rPr>
-          <w:rFonts w:ascii="Times New Roman" w:hAnsi="Times New Roman" w:cs="Times New Roman"/>
-          <w:sz w:val="20"/>
-          <w:szCs w:val="22"/>
-        </w:rPr>
-        <w:t xml:space="preserve">, </w:t>
-      </w:r>
-      <w:proofErr w:type="spellStart"/>
-      <w:r>
-        <w:rPr>
-          <w:rFonts w:ascii="Times New Roman" w:hAnsi="Times New Roman" w:cs="Times New Roman"/>
-          <w:sz w:val="20"/>
-          <w:szCs w:val="22"/>
-        </w:rPr>
         <w:t>Vinnytsia</w:t>
       </w:r>
       <w:proofErr w:type="spellEnd"/>
-      <w:r>
-        <w:rPr>
-          <w:rFonts w:ascii="Times New Roman" w:hAnsi="Times New Roman" w:cs="Times New Roman"/>
-          <w:sz w:val="20"/>
-          <w:szCs w:val="22"/>
-        </w:rPr>
-        <w:t xml:space="preserve"> </w:t>
-      </w:r>
-      <w:proofErr w:type="spellStart"/>
-      <w:r>
-        <w:rPr>
-          <w:rFonts w:ascii="Times New Roman" w:hAnsi="Times New Roman" w:cs="Times New Roman"/>
-          <w:sz w:val="20"/>
-          <w:szCs w:val="22"/>
-        </w:rPr>
-        <w:t>National</w:t>
-      </w:r>
-      <w:proofErr w:type="spellEnd"/>
-      <w:r>
-        <w:rPr>
-          <w:rFonts w:ascii="Times New Roman" w:hAnsi="Times New Roman" w:cs="Times New Roman"/>
-          <w:sz w:val="20"/>
-          <w:szCs w:val="22"/>
-        </w:rPr>
-        <w:t xml:space="preserve"> </w:t>
-      </w:r>
-      <w:proofErr w:type="spellStart"/>
-      <w:r>
-        <w:rPr>
-          <w:rFonts w:ascii="Times New Roman" w:hAnsi="Times New Roman" w:cs="Times New Roman"/>
-          <w:sz w:val="20"/>
-          <w:szCs w:val="22"/>
-        </w:rPr>
-        <w:t>Technical</w:t>
-      </w:r>
-      <w:proofErr w:type="spellEnd"/>
-      <w:r>
-        <w:rPr>
-          <w:rFonts w:ascii="Times New Roman" w:hAnsi="Times New Roman" w:cs="Times New Roman"/>
-          <w:sz w:val="20"/>
-          <w:szCs w:val="22"/>
-        </w:rPr>
-        <w:t xml:space="preserve"> </w:t>
-      </w:r>
-      <w:proofErr w:type="spellStart"/>
-      <w:r>
-        <w:rPr>
-          <w:rFonts w:ascii="Times New Roman" w:hAnsi="Times New Roman" w:cs="Times New Roman"/>
-          <w:sz w:val="20"/>
-          <w:szCs w:val="22"/>
-        </w:rPr>
-        <w:t>University</w:t>
-      </w:r>
-      <w:proofErr w:type="spellEnd"/>
-      <w:r>
-        <w:rPr>
-          <w:rFonts w:ascii="Times New Roman" w:hAnsi="Times New Roman" w:cs="Times New Roman"/>
-          <w:sz w:val="20"/>
-          <w:szCs w:val="22"/>
-        </w:rPr>
-        <w:t xml:space="preserve">, </w:t>
-      </w:r>
-      <w:proofErr w:type="spellStart"/>
-      <w:r>
-        <w:rPr>
-          <w:rFonts w:ascii="Times New Roman" w:hAnsi="Times New Roman" w:cs="Times New Roman"/>
-          <w:sz w:val="20"/>
-          <w:szCs w:val="22"/>
-        </w:rPr>
-        <w:t>Vinnytsia</w:t>
-      </w:r>
-      <w:proofErr w:type="spellEnd"/>
-      <w:r>
-        <w:rPr>
-          <w:rFonts w:ascii="Times New Roman" w:hAnsi="Times New Roman" w:cs="Times New Roman"/>
-          <w:sz w:val="20"/>
-          <w:szCs w:val="22"/>
-        </w:rPr>
-        <w:t>.</w:t>
-      </w:r>
     </w:p>
     <w:sectPr>
       <w:pgSz w:w="11906" w:h="16838"/>
@@ -10635,7 +10130,6 @@
   <w:style w:type="character" w:default="1" w:styleId="a0">
     <w:name w:val="Default Paragraph Font"/>
     <w:uiPriority w:val="1"/>
-    <w:semiHidden/>
     <w:unhideWhenUsed/>
   </w:style>
   <w:style w:type="table" w:default="1" w:styleId="a1">
